--- a/Foreground Masking/documentation/interactive_mtobjects_code_process_and_flow.docx
+++ b/Foreground Masking/documentation/interactive_mtobjects_code_process_and_flow.docx
@@ -102,7 +102,7 @@
         <w:ind w:left="540" w:hanging="271"/>
       </w:pPr>
       <w:r>
-        <w:t>MTObjectsTester loads the local manifest through interactive_galclean_parameter_tester helpers.</w:t>
+        <w:t>MTObjectsTester loads the local manifest through foreground_display_helpers.</w:t>
       </w:r>
     </w:p>
     <w:p>
